--- a/소상공인_방범물품_지원_선발_배점표.docx
+++ b/소상공인_방범물품_지원_선발_배점표.docx
@@ -4,7 +4,7 @@
   <w:body>
     <w:p>
       <w:pPr>
-        <w:spacing w:before="0" w:after="120"/>
+        <w:spacing w:after="120"/>
         <w:jc w:val="center"/>
       </w:pPr>
       <w:r>
@@ -20,7 +20,7 @@
     </w:p>
     <w:p>
       <w:pPr>
-        <w:spacing w:before="0" w:after="280"/>
+        <w:spacing w:after="280"/>
         <w:jc w:val="center"/>
       </w:pPr>
       <w:r>
@@ -295,7 +295,7 @@
                 <w:color w:val="1A1A1A"/>
                 <w:sz w:val="19"/>
               </w:rPr>
-              <w:t>100m 격자 기준 112신고 건수</w:t>
+              <w:t>100m 격자 기준 112신고 건수 (많을수록 위험)</w:t>
             </w:r>
           </w:p>
         </w:tc>
@@ -325,7 +325,7 @@
                 <w:color w:val="1F5AA8"/>
                 <w:sz w:val="20"/>
               </w:rPr>
-              <w:t>16점</w:t>
+              <w:t>14점</w:t>
             </w:r>
           </w:p>
         </w:tc>
@@ -377,8 +377,33 @@
           <w:tcPr>
             <w:tcW w:type="dxa" w:w="1417"/>
             <w:tcW w:w="1417" w:type="dxa"/>
+            <w:shd w:val="clear" w:color="auto" w:fill="DBEAF8"/>
+            <w:tcMar>
+              <w:top w:w="80" w:type="dxa"/>
+              <w:bottom w:w="80" w:type="dxa"/>
+              <w:left w:w="120" w:type="dxa"/>
+              <w:right w:w="120" w:type="dxa"/>
+            </w:tcMar>
+            <w:vAlign w:val="center"/>
           </w:tcPr>
-          <w:p/>
+          <w:p>
+            <w:pPr>
+              <w:jc w:val="center"/>
+            </w:pPr>
+            <w:r>
+              <w:rPr>
+                <w:rFonts w:eastAsia="맑은 고딕"/>
+                <w:rFonts w:ascii="맑은 고딕" w:hAnsi="맑은 고딕"/>
+                <w:b w:val="0"/>
+                <w:i w:val="0"/>
+                <w:color w:val="1A1A1A"/>
+                <w:sz w:val="18"/>
+              </w:rPr>
+              <w:t>PRECAS</w:t>
+              <w:br/>
+              <w:t>범죄위험도</w:t>
+            </w:r>
+          </w:p>
         </w:tc>
         <w:tc>
           <w:tcPr>
@@ -436,7 +461,7 @@
                 <w:color w:val="1F5AA8"/>
                 <w:sz w:val="20"/>
               </w:rPr>
-              <w:t>14점</w:t>
+              <w:t>12점</w:t>
             </w:r>
           </w:p>
         </w:tc>
@@ -462,7 +487,7 @@
                 <w:rFonts w:eastAsia="맑은 고딕"/>
                 <w:rFonts w:ascii="맑은 고딕" w:hAnsi="맑은 고딕"/>
                 <w:b w:val="0"/>
-                <w:i/>
+                <w:i w:val="0"/>
                 <w:color w:val="4A4A4A"/>
                 <w:sz w:val="17"/>
               </w:rPr>
@@ -484,8 +509,33 @@
           <w:tcPr>
             <w:tcW w:type="dxa" w:w="1417"/>
             <w:tcW w:w="1417" w:type="dxa"/>
+            <w:shd w:val="clear" w:color="auto" w:fill="DBEAF8"/>
+            <w:tcMar>
+              <w:top w:w="80" w:type="dxa"/>
+              <w:bottom w:w="80" w:type="dxa"/>
+              <w:left w:w="120" w:type="dxa"/>
+              <w:right w:w="120" w:type="dxa"/>
+            </w:tcMar>
+            <w:vAlign w:val="center"/>
           </w:tcPr>
-          <w:p/>
+          <w:p>
+            <w:pPr>
+              <w:jc w:val="center"/>
+            </w:pPr>
+            <w:r>
+              <w:rPr>
+                <w:rFonts w:eastAsia="맑은 고딕"/>
+                <w:rFonts w:ascii="맑은 고딕" w:hAnsi="맑은 고딕"/>
+                <w:b w:val="0"/>
+                <w:i w:val="0"/>
+                <w:color w:val="1A1A1A"/>
+                <w:sz w:val="18"/>
+              </w:rPr>
+              <w:t>PRECAS</w:t>
+              <w:br/>
+              <w:t>탄력순찰</w:t>
+            </w:r>
+          </w:p>
         </w:tc>
         <w:tc>
           <w:tcPr>
@@ -513,7 +563,7 @@
                 <w:color w:val="1A1A1A"/>
                 <w:sz w:val="19"/>
               </w:rPr>
-              <w:t>해당 격자 탄력순찰 횟수</w:t>
+              <w:t>해당 격자 탄력순찰 횟수 (적을수록 위험)</w:t>
             </w:r>
           </w:p>
         </w:tc>
@@ -543,7 +593,7 @@
                 <w:color w:val="1F5AA8"/>
                 <w:sz w:val="20"/>
               </w:rPr>
-              <w:t>10점</w:t>
+              <w:t>8점</w:t>
             </w:r>
           </w:p>
         </w:tc>
@@ -569,7 +619,137 @@
                 <w:rFonts w:eastAsia="맑은 고딕"/>
                 <w:rFonts w:ascii="맑은 고딕" w:hAnsi="맑은 고딕"/>
                 <w:b w:val="0"/>
-                <w:i/>
+                <w:i w:val="0"/>
+                <w:color w:val="4A4A4A"/>
+                <w:sz w:val="17"/>
+              </w:rPr>
+              <w:t>↑ 동일</w:t>
+            </w:r>
+          </w:p>
+        </w:tc>
+      </w:tr>
+      <w:tr>
+        <w:tc>
+          <w:tcPr>
+            <w:tcW w:type="dxa" w:w="1587"/>
+            <w:tcW w:w="1587" w:type="dxa"/>
+            <w:vMerge/>
+          </w:tcPr>
+          <w:p/>
+        </w:tc>
+        <w:tc>
+          <w:tcPr>
+            <w:tcW w:type="dxa" w:w="1417"/>
+            <w:tcW w:w="1417" w:type="dxa"/>
+            <w:shd w:val="clear" w:color="auto" w:fill="DBEAF8"/>
+            <w:tcMar>
+              <w:top w:w="80" w:type="dxa"/>
+              <w:bottom w:w="80" w:type="dxa"/>
+              <w:left w:w="120" w:type="dxa"/>
+              <w:right w:w="120" w:type="dxa"/>
+            </w:tcMar>
+            <w:vAlign w:val="center"/>
+          </w:tcPr>
+          <w:p>
+            <w:pPr>
+              <w:jc w:val="center"/>
+            </w:pPr>
+            <w:r>
+              <w:rPr>
+                <w:rFonts w:eastAsia="맑은 고딕"/>
+                <w:rFonts w:ascii="맑은 고딕" w:hAnsi="맑은 고딕"/>
+                <w:b w:val="0"/>
+                <w:i w:val="0"/>
+                <w:color w:val="1A1A1A"/>
+                <w:sz w:val="18"/>
+              </w:rPr>
+              <w:t>CCTV 대수</w:t>
+            </w:r>
+          </w:p>
+        </w:tc>
+        <w:tc>
+          <w:tcPr>
+            <w:tcW w:type="dxa" w:w="3288"/>
+            <w:tcW w:w="3288" w:type="dxa"/>
+            <w:shd w:val="clear" w:color="auto" w:fill="FFFFFF"/>
+            <w:tcMar>
+              <w:top w:w="80" w:type="dxa"/>
+              <w:bottom w:w="80" w:type="dxa"/>
+              <w:left w:w="140" w:type="dxa"/>
+              <w:right w:w="120" w:type="dxa"/>
+            </w:tcMar>
+            <w:vAlign w:val="center"/>
+          </w:tcPr>
+          <w:p>
+            <w:pPr>
+              <w:jc w:val="left"/>
+            </w:pPr>
+            <w:r>
+              <w:rPr>
+                <w:rFonts w:eastAsia="맑은 고딕"/>
+                <w:rFonts w:ascii="맑은 고딕" w:hAnsi="맑은 고딕"/>
+                <w:b w:val="0"/>
+                <w:i w:val="0"/>
+                <w:color w:val="1A1A1A"/>
+                <w:sz w:val="19"/>
+              </w:rPr>
+              <w:t>점포 주변 CCTV 설치 대수 (적을수록 위험)</w:t>
+            </w:r>
+          </w:p>
+        </w:tc>
+        <w:tc>
+          <w:tcPr>
+            <w:tcW w:type="dxa" w:w="907"/>
+            <w:tcW w:w="907" w:type="dxa"/>
+            <w:shd w:val="clear" w:color="auto" w:fill="FFFFFF"/>
+            <w:tcMar>
+              <w:top w:w="80" w:type="dxa"/>
+              <w:bottom w:w="80" w:type="dxa"/>
+              <w:left w:w="120" w:type="dxa"/>
+              <w:right w:w="120" w:type="dxa"/>
+            </w:tcMar>
+            <w:vAlign w:val="center"/>
+          </w:tcPr>
+          <w:p>
+            <w:pPr>
+              <w:jc w:val="center"/>
+            </w:pPr>
+            <w:r>
+              <w:rPr>
+                <w:rFonts w:eastAsia="맑은 고딕"/>
+                <w:rFonts w:ascii="맑은 고딕" w:hAnsi="맑은 고딕"/>
+                <w:b/>
+                <w:i w:val="0"/>
+                <w:color w:val="1F5AA8"/>
+                <w:sz w:val="20"/>
+              </w:rPr>
+              <w:t>6점</w:t>
+            </w:r>
+          </w:p>
+        </w:tc>
+        <w:tc>
+          <w:tcPr>
+            <w:tcW w:type="dxa" w:w="1871"/>
+            <w:tcW w:w="1871" w:type="dxa"/>
+            <w:shd w:val="clear" w:color="auto" w:fill="FFFFFF"/>
+            <w:tcMar>
+              <w:top w:w="80" w:type="dxa"/>
+              <w:bottom w:w="80" w:type="dxa"/>
+              <w:left w:w="120" w:type="dxa"/>
+              <w:right w:w="120" w:type="dxa"/>
+            </w:tcMar>
+            <w:vAlign w:val="center"/>
+          </w:tcPr>
+          <w:p>
+            <w:pPr>
+              <w:jc w:val="center"/>
+            </w:pPr>
+            <w:r>
+              <w:rPr>
+                <w:rFonts w:eastAsia="맑은 고딕"/>
+                <w:rFonts w:ascii="맑은 고딕" w:hAnsi="맑은 고딕"/>
+                <w:b w:val="0"/>
+                <w:i w:val="0"/>
                 <w:color w:val="4A4A4A"/>
                 <w:sz w:val="17"/>
               </w:rPr>
@@ -643,7 +823,7 @@
                 <w:color w:val="4A4A4A"/>
                 <w:sz w:val="18"/>
               </w:rPr>
-              <w:t>3개 항목 모두 입력 시에만 산정</w:t>
+              <w:t>4개 항목 모두 입력 시에만 산정</w:t>
             </w:r>
           </w:p>
         </w:tc>
@@ -681,7 +861,7 @@
           <w:tcPr>
             <w:tcW w:type="dxa" w:w="1871"/>
             <w:tcW w:w="1871" w:type="dxa"/>
-            <w:shd w:val="clear" w:color="auto" w:fill="FFFFFF"/>
+            <w:shd w:val="clear" w:color="auto" w:fill="EBF2FB"/>
             <w:tcMar>
               <w:top w:w="80" w:type="dxa"/>
               <w:bottom w:w="80" w:type="dxa"/>
@@ -700,8 +880,8 @@
                 <w:rFonts w:ascii="맑은 고딕" w:hAnsi="맑은 고딕"/>
                 <w:b w:val="0"/>
                 <w:i w:val="0"/>
-                <w:color w:val="4A4A4A"/>
-                <w:sz w:val="18"/>
+                <w:color w:val="1A1A1A"/>
+                <w:sz w:val="20"/>
               </w:rPr>
             </w:r>
           </w:p>
@@ -867,9 +1047,9 @@
               </w:rPr>
               <w:t>절대평가</w:t>
               <w:br/>
-              <w:t>(원점수 23점</w:t>
+              <w:t>(7항목 합산</w:t>
               <w:br/>
-              <w:t>→ 20점 환산)</w:t>
+              <w:t>20점 만점)</w:t>
             </w:r>
           </w:p>
         </w:tc>
@@ -990,7 +1170,7 @@
           </w:tcPr>
           <w:p>
             <w:pPr>
-              <w:jc w:val="left"/>
+              <w:jc w:val="center"/>
             </w:pPr>
             <w:r>
               <w:rPr>
@@ -999,7 +1179,7 @@
                 <w:b w:val="0"/>
                 <w:i w:val="0"/>
                 <w:color w:val="4A4A4A"/>
-                <w:sz w:val="18"/>
+                <w:sz w:val="17"/>
               </w:rPr>
             </w:r>
           </w:p>
@@ -1102,7 +1282,7 @@
                 <w:color w:val="1F5AA8"/>
                 <w:sz w:val="20"/>
               </w:rPr>
-              <w:t>3점</w:t>
+              <w:t>2점</w:t>
             </w:r>
           </w:p>
         </w:tc>
@@ -1121,7 +1301,7 @@
           </w:tcPr>
           <w:p>
             <w:pPr>
-              <w:jc w:val="left"/>
+              <w:jc w:val="center"/>
             </w:pPr>
             <w:r>
               <w:rPr>
@@ -1130,7 +1310,7 @@
                 <w:b w:val="0"/>
                 <w:i w:val="0"/>
                 <w:color w:val="4A4A4A"/>
-                <w:sz w:val="18"/>
+                <w:sz w:val="17"/>
               </w:rPr>
             </w:r>
           </w:p>
@@ -1233,7 +1413,7 @@
                 <w:color w:val="1F5AA8"/>
                 <w:sz w:val="20"/>
               </w:rPr>
-              <w:t>3점</w:t>
+              <w:t>4점</w:t>
             </w:r>
           </w:p>
         </w:tc>
@@ -1252,7 +1432,7 @@
           </w:tcPr>
           <w:p>
             <w:pPr>
-              <w:jc w:val="left"/>
+              <w:jc w:val="center"/>
             </w:pPr>
             <w:r>
               <w:rPr>
@@ -1261,7 +1441,7 @@
                 <w:b w:val="0"/>
                 <w:i w:val="0"/>
                 <w:color w:val="4A4A4A"/>
-                <w:sz w:val="18"/>
+                <w:sz w:val="17"/>
               </w:rPr>
             </w:r>
           </w:p>
@@ -1364,7 +1544,7 @@
                 <w:color w:val="1F5AA8"/>
                 <w:sz w:val="20"/>
               </w:rPr>
-              <w:t>2점</w:t>
+              <w:t>4점</w:t>
             </w:r>
           </w:p>
         </w:tc>
@@ -1383,7 +1563,7 @@
           </w:tcPr>
           <w:p>
             <w:pPr>
-              <w:jc w:val="left"/>
+              <w:jc w:val="center"/>
             </w:pPr>
             <w:r>
               <w:rPr>
@@ -1392,138 +1572,7 @@
                 <w:b w:val="0"/>
                 <w:i w:val="0"/>
                 <w:color w:val="4A4A4A"/>
-                <w:sz w:val="18"/>
-              </w:rPr>
-            </w:r>
-          </w:p>
-        </w:tc>
-      </w:tr>
-      <w:tr>
-        <w:tc>
-          <w:tcPr>
-            <w:tcW w:type="dxa" w:w="1587"/>
-            <w:tcW w:w="1587" w:type="dxa"/>
-            <w:vMerge/>
-          </w:tcPr>
-          <w:p/>
-        </w:tc>
-        <w:tc>
-          <w:tcPr>
-            <w:tcW w:type="dxa" w:w="1417"/>
-            <w:tcW w:w="1417" w:type="dxa"/>
-            <w:shd w:val="clear" w:color="auto" w:fill="DBEAF8"/>
-            <w:tcMar>
-              <w:top w:w="80" w:type="dxa"/>
-              <w:bottom w:w="80" w:type="dxa"/>
-              <w:left w:w="120" w:type="dxa"/>
-              <w:right w:w="120" w:type="dxa"/>
-            </w:tcMar>
-            <w:vAlign w:val="center"/>
-          </w:tcPr>
-          <w:p>
-            <w:pPr>
-              <w:jc w:val="center"/>
-            </w:pPr>
-            <w:r>
-              <w:rPr>
-                <w:rFonts w:eastAsia="맑은 고딕"/>
-                <w:rFonts w:ascii="맑은 고딕" w:hAnsi="맑은 고딕"/>
-                <w:b w:val="0"/>
-                <w:i w:val="0"/>
-                <w:color w:val="1A1A1A"/>
-                <w:sz w:val="18"/>
-              </w:rPr>
-              <w:t>공공 CCTV</w:t>
-              <w:br/>
-              <w:t>현황</w:t>
-            </w:r>
-          </w:p>
-        </w:tc>
-        <w:tc>
-          <w:tcPr>
-            <w:tcW w:type="dxa" w:w="3288"/>
-            <w:tcW w:w="3288" w:type="dxa"/>
-            <w:shd w:val="clear" w:color="auto" w:fill="FFFFFF"/>
-            <w:tcMar>
-              <w:top w:w="80" w:type="dxa"/>
-              <w:bottom w:w="80" w:type="dxa"/>
-              <w:left w:w="140" w:type="dxa"/>
-              <w:right w:w="120" w:type="dxa"/>
-            </w:tcMar>
-            <w:vAlign w:val="center"/>
-          </w:tcPr>
-          <w:p>
-            <w:pPr>
-              <w:jc w:val="left"/>
-            </w:pPr>
-            <w:r>
-              <w:rPr>
-                <w:rFonts w:eastAsia="맑은 고딕"/>
-                <w:rFonts w:ascii="맑은 고딕" w:hAnsi="맑은 고딕"/>
-                <w:b w:val="0"/>
-                <w:i w:val="0"/>
-                <w:color w:val="1A1A1A"/>
-                <w:sz w:val="19"/>
-              </w:rPr>
-              <w:t>점포 반경 내 공공 CCTV 설치 수준</w:t>
-            </w:r>
-          </w:p>
-        </w:tc>
-        <w:tc>
-          <w:tcPr>
-            <w:tcW w:type="dxa" w:w="907"/>
-            <w:tcW w:w="907" w:type="dxa"/>
-            <w:shd w:val="clear" w:color="auto" w:fill="FFFFFF"/>
-            <w:tcMar>
-              <w:top w:w="80" w:type="dxa"/>
-              <w:bottom w:w="80" w:type="dxa"/>
-              <w:left w:w="120" w:type="dxa"/>
-              <w:right w:w="120" w:type="dxa"/>
-            </w:tcMar>
-            <w:vAlign w:val="center"/>
-          </w:tcPr>
-          <w:p>
-            <w:pPr>
-              <w:jc w:val="center"/>
-            </w:pPr>
-            <w:r>
-              <w:rPr>
-                <w:rFonts w:eastAsia="맑은 고딕"/>
-                <w:rFonts w:ascii="맑은 고딕" w:hAnsi="맑은 고딕"/>
-                <w:b/>
-                <w:i w:val="0"/>
-                <w:color w:val="1F5AA8"/>
-                <w:sz w:val="20"/>
-              </w:rPr>
-              <w:t>3점</w:t>
-            </w:r>
-          </w:p>
-        </w:tc>
-        <w:tc>
-          <w:tcPr>
-            <w:tcW w:type="dxa" w:w="1871"/>
-            <w:tcW w:w="1871" w:type="dxa"/>
-            <w:shd w:val="clear" w:color="auto" w:fill="FFFFFF"/>
-            <w:tcMar>
-              <w:top w:w="80" w:type="dxa"/>
-              <w:bottom w:w="80" w:type="dxa"/>
-              <w:left w:w="120" w:type="dxa"/>
-              <w:right w:w="120" w:type="dxa"/>
-            </w:tcMar>
-            <w:vAlign w:val="center"/>
-          </w:tcPr>
-          <w:p>
-            <w:pPr>
-              <w:jc w:val="left"/>
-            </w:pPr>
-            <w:r>
-              <w:rPr>
-                <w:rFonts w:eastAsia="맑은 고딕"/>
-                <w:rFonts w:ascii="맑은 고딕" w:hAnsi="맑은 고딕"/>
-                <w:b w:val="0"/>
-                <w:i w:val="0"/>
-                <w:color w:val="4A4A4A"/>
-                <w:sz w:val="18"/>
+                <w:sz w:val="17"/>
               </w:rPr>
             </w:r>
           </w:p>
@@ -1626,7 +1675,7 @@
                 <w:color w:val="1F5AA8"/>
                 <w:sz w:val="20"/>
               </w:rPr>
-              <w:t>3점</w:t>
+              <w:t>2점</w:t>
             </w:r>
           </w:p>
         </w:tc>
@@ -1645,7 +1694,7 @@
           </w:tcPr>
           <w:p>
             <w:pPr>
-              <w:jc w:val="left"/>
+              <w:jc w:val="center"/>
             </w:pPr>
             <w:r>
               <w:rPr>
@@ -1654,7 +1703,7 @@
                 <w:b w:val="0"/>
                 <w:i w:val="0"/>
                 <w:color w:val="4A4A4A"/>
-                <w:sz w:val="18"/>
+                <w:sz w:val="17"/>
               </w:rPr>
             </w:r>
           </w:p>
@@ -1757,7 +1806,7 @@
                 <w:color w:val="1F5AA8"/>
                 <w:sz w:val="20"/>
               </w:rPr>
-              <w:t>3점</w:t>
+              <w:t>2점</w:t>
             </w:r>
           </w:p>
         </w:tc>
@@ -1776,7 +1825,7 @@
           </w:tcPr>
           <w:p>
             <w:pPr>
-              <w:jc w:val="left"/>
+              <w:jc w:val="center"/>
             </w:pPr>
             <w:r>
               <w:rPr>
@@ -1785,7 +1834,7 @@
                 <w:b w:val="0"/>
                 <w:i w:val="0"/>
                 <w:color w:val="4A4A4A"/>
-                <w:sz w:val="18"/>
+                <w:sz w:val="17"/>
               </w:rPr>
             </w:r>
           </w:p>
@@ -2051,7 +2100,7 @@
           </w:tcPr>
           <w:p>
             <w:pPr>
-              <w:jc w:val="left"/>
+              <w:jc w:val="center"/>
             </w:pPr>
             <w:r>
               <w:rPr>
@@ -2060,7 +2109,7 @@
                 <w:b w:val="0"/>
                 <w:i w:val="0"/>
                 <w:color w:val="4A4A4A"/>
-                <w:sz w:val="18"/>
+                <w:sz w:val="17"/>
               </w:rPr>
             </w:r>
           </w:p>
@@ -2158,7 +2207,7 @@
           </w:tcPr>
           <w:p>
             <w:pPr>
-              <w:jc w:val="left"/>
+              <w:jc w:val="center"/>
             </w:pPr>
             <w:r>
               <w:rPr>
@@ -2167,7 +2216,7 @@
                 <w:b w:val="0"/>
                 <w:i w:val="0"/>
                 <w:color w:val="4A4A4A"/>
-                <w:sz w:val="18"/>
+                <w:sz w:val="17"/>
               </w:rPr>
             </w:r>
           </w:p>
@@ -2265,7 +2314,7 @@
           </w:tcPr>
           <w:p>
             <w:pPr>
-              <w:jc w:val="left"/>
+              <w:jc w:val="center"/>
             </w:pPr>
             <w:r>
               <w:rPr>
@@ -2274,7 +2323,7 @@
                 <w:b w:val="0"/>
                 <w:i w:val="0"/>
                 <w:color w:val="4A4A4A"/>
-                <w:sz w:val="18"/>
+                <w:sz w:val="17"/>
               </w:rPr>
             </w:r>
           </w:p>
@@ -2372,7 +2421,7 @@
           </w:tcPr>
           <w:p>
             <w:pPr>
-              <w:jc w:val="left"/>
+              <w:jc w:val="center"/>
             </w:pPr>
             <w:r>
               <w:rPr>
@@ -2381,7 +2430,7 @@
                 <w:b w:val="0"/>
                 <w:i w:val="0"/>
                 <w:color w:val="4A4A4A"/>
-                <w:sz w:val="18"/>
+                <w:sz w:val="17"/>
               </w:rPr>
             </w:r>
           </w:p>
@@ -2479,7 +2528,7 @@
           </w:tcPr>
           <w:p>
             <w:pPr>
-              <w:jc w:val="left"/>
+              <w:jc w:val="center"/>
             </w:pPr>
             <w:r>
               <w:rPr>
@@ -2488,7 +2537,7 @@
                 <w:b w:val="0"/>
                 <w:i w:val="0"/>
                 <w:color w:val="4A4A4A"/>
-                <w:sz w:val="18"/>
+                <w:sz w:val="17"/>
               </w:rPr>
             </w:r>
           </w:p>
@@ -2586,7 +2635,7 @@
           </w:tcPr>
           <w:p>
             <w:pPr>
-              <w:jc w:val="left"/>
+              <w:jc w:val="center"/>
             </w:pPr>
             <w:r>
               <w:rPr>
@@ -2595,7 +2644,7 @@
                 <w:b w:val="0"/>
                 <w:i w:val="0"/>
                 <w:color w:val="4A4A4A"/>
-                <w:sz w:val="18"/>
+                <w:sz w:val="17"/>
               </w:rPr>
             </w:r>
           </w:p>
@@ -2902,48 +2951,11 @@
           <w:tcPr>
             <w:tcW w:type="dxa" w:w="1587"/>
             <w:tcW w:w="1587" w:type="dxa"/>
-            <w:vAlign w:val="center"/>
-            <w:shd w:val="clear" w:color="auto" w:fill="F2F6FA"/>
+            <w:shd w:val="clear" w:color="auto" w:fill="1F3D7A"/>
             <w:tcMar>
               <w:top w:w="80" w:type="dxa"/>
               <w:bottom w:w="80" w:type="dxa"/>
               <w:left w:w="120" w:type="dxa"/>
-              <w:right w:w="120" w:type="dxa"/>
-            </w:tcMar>
-          </w:tcPr>
-          <w:p>
-            <w:pPr>
-              <w:jc w:val="center"/>
-            </w:pPr>
-            <w:r>
-              <w:rPr>
-                <w:rFonts w:eastAsia="맑은 고딕"/>
-                <w:rFonts w:ascii="맑은 고딕" w:hAnsi="맑은 고딕"/>
-                <w:b/>
-                <w:i w:val="0"/>
-                <w:color w:val="1A1A1A"/>
-                <w:sz w:val="18"/>
-              </w:rPr>
-              <w:t>합  계</w:t>
-            </w:r>
-          </w:p>
-        </w:tc>
-        <w:tc>
-          <w:tcPr>
-            <w:tcW w:type="dxa" w:w="1417"/>
-            <w:tcW w:w="1417" w:type="dxa"/>
-          </w:tcPr>
-          <w:p/>
-        </w:tc>
-        <w:tc>
-          <w:tcPr>
-            <w:tcW w:type="dxa" w:w="3288"/>
-            <w:tcW w:w="3288" w:type="dxa"/>
-            <w:shd w:val="clear" w:color="auto" w:fill="F2F6FA"/>
-            <w:tcMar>
-              <w:top w:w="80" w:type="dxa"/>
-              <w:bottom w:w="80" w:type="dxa"/>
-              <w:left w:w="140" w:type="dxa"/>
               <w:right w:w="120" w:type="dxa"/>
             </w:tcMar>
             <w:vAlign w:val="center"/>
@@ -2958,10 +2970,69 @@
                 <w:rFonts w:ascii="맑은 고딕" w:hAnsi="맑은 고딕"/>
                 <w:b/>
                 <w:i w:val="0"/>
-                <w:color w:val="1F3D7A"/>
-                <w:sz w:val="19"/>
+                <w:color w:val="FFFFFF"/>
+                <w:sz w:val="22"/>
               </w:rPr>
-              <w:t>4개 항목 합산</w:t>
+              <w:t>합  계</w:t>
+            </w:r>
+          </w:p>
+        </w:tc>
+        <w:tc>
+          <w:tcPr>
+            <w:tcW w:type="dxa" w:w="1417"/>
+            <w:tcW w:w="1417" w:type="dxa"/>
+            <w:shd w:val="clear" w:color="auto" w:fill="1F3D7A"/>
+            <w:tcMar>
+              <w:top w:w="80" w:type="dxa"/>
+              <w:bottom w:w="80" w:type="dxa"/>
+              <w:left w:w="120" w:type="dxa"/>
+              <w:right w:w="120" w:type="dxa"/>
+            </w:tcMar>
+            <w:vAlign w:val="center"/>
+          </w:tcPr>
+          <w:p>
+            <w:pPr>
+              <w:jc w:val="center"/>
+            </w:pPr>
+            <w:r>
+              <w:rPr>
+                <w:rFonts w:eastAsia="맑은 고딕"/>
+                <w:rFonts w:ascii="맑은 고딕" w:hAnsi="맑은 고딕"/>
+                <w:b w:val="0"/>
+                <w:i w:val="0"/>
+                <w:color w:val="FFFFFF"/>
+                <w:sz w:val="20"/>
+              </w:rPr>
+            </w:r>
+          </w:p>
+        </w:tc>
+        <w:tc>
+          <w:tcPr>
+            <w:tcW w:type="dxa" w:w="3288"/>
+            <w:tcW w:w="3288" w:type="dxa"/>
+            <w:shd w:val="clear" w:color="auto" w:fill="1F3D7A"/>
+            <w:tcMar>
+              <w:top w:w="80" w:type="dxa"/>
+              <w:bottom w:w="80" w:type="dxa"/>
+              <w:left w:w="120" w:type="dxa"/>
+              <w:right w:w="120" w:type="dxa"/>
+            </w:tcMar>
+            <w:vAlign w:val="center"/>
+          </w:tcPr>
+          <w:p>
+            <w:pPr>
+              <w:jc w:val="center"/>
+            </w:pPr>
+            <w:r>
+              <w:rPr>
+                <w:rFonts w:eastAsia="맑은 고딕"/>
+                <w:rFonts w:ascii="맑은 고딕" w:hAnsi="맑은 고딕"/>
+                <w:b/>
+                <w:i w:val="0"/>
+                <w:color w:val="FFFFFF"/>
+                <w:sz w:val="20"/>
+              </w:rPr>
+              <w:t>4개 영역 합산</w:t>
             </w:r>
           </w:p>
         </w:tc>
@@ -2989,7 +3060,7 @@
                 <w:b/>
                 <w:i w:val="0"/>
                 <w:color w:val="FFFFFF"/>
-                <w:sz w:val="22"/>
+                <w:sz w:val="24"/>
               </w:rPr>
               <w:t>100점</w:t>
             </w:r>
@@ -2999,7 +3070,7 @@
           <w:tcPr>
             <w:tcW w:type="dxa" w:w="1871"/>
             <w:tcW w:w="1871" w:type="dxa"/>
-            <w:shd w:val="clear" w:color="auto" w:fill="F2F6FA"/>
+            <w:shd w:val="clear" w:color="auto" w:fill="1F3D7A"/>
             <w:tcMar>
               <w:top w:w="80" w:type="dxa"/>
               <w:bottom w:w="80" w:type="dxa"/>
@@ -3010,7 +3081,7 @@
           </w:tcPr>
           <w:p>
             <w:pPr>
-              <w:jc w:val="left"/>
+              <w:jc w:val="center"/>
             </w:pPr>
             <w:r>
               <w:rPr>
@@ -3018,8 +3089,8 @@
                 <w:rFonts w:ascii="맑은 고딕" w:hAnsi="맑은 고딕"/>
                 <w:b w:val="0"/>
                 <w:i w:val="0"/>
-                <w:color w:val="4A4A4A"/>
-                <w:sz w:val="18"/>
+                <w:color w:val="FFFFFF"/>
+                <w:sz w:val="20"/>
               </w:rPr>
             </w:r>
           </w:p>
@@ -3033,6 +3104,7 @@
       </w:pPr>
       <w:r>
         <w:rPr>
+          <w:rFonts w:eastAsia="맑은 고딕"/>
           <w:rFonts w:ascii="맑은 고딕" w:hAnsi="맑은 고딕"/>
           <w:b/>
           <w:color w:val="1F3D7A"/>
@@ -3048,11 +3120,12 @@
       </w:pPr>
       <w:r>
         <w:rPr>
+          <w:rFonts w:eastAsia="맑은 고딕"/>
           <w:rFonts w:ascii="맑은 고딕" w:hAnsi="맑은 고딕"/>
           <w:color w:val="4A4A4A"/>
           <w:sz w:val="17"/>
         </w:rPr>
-        <w:t xml:space="preserve">  ① 치안현황(PRECAS) 점수는 전체 접수 건을 대상으로 상대평가(백분위) 방식으로 산정하며, 3개 항목 중 하나라도 미입력 시 해당 영역 0점 처리합니다.</w:t>
+        <w:t xml:space="preserve">  ① 치안현황(PRECAS) 점수는 전체 접수 건을 대상으로 상대평가(백분위) 방식으로 산정하며, 4개 항목 중 하나라도 미입력 시 해당 영역 0점 처리합니다.</w:t>
       </w:r>
     </w:p>
     <w:p>
@@ -3062,11 +3135,12 @@
       </w:pPr>
       <w:r>
         <w:rPr>
+          <w:rFonts w:eastAsia="맑은 고딕"/>
           <w:rFonts w:ascii="맑은 고딕" w:hAnsi="맑은 고딕"/>
           <w:color w:val="4A4A4A"/>
           <w:sz w:val="17"/>
         </w:rPr>
-        <w:t xml:space="preserve">  ② CPO 현장 안전평가는 8개 항목 원점수(23점 만점)를 20점 만점으로 환산합니다.</w:t>
+        <w:t xml:space="preserve">  ② CPO 현장 안전평가는 7개 항목 절대평가 방식으로 원점수 합산 20점 만점입니다.</w:t>
       </w:r>
     </w:p>
     <w:p>
@@ -3076,6 +3150,7 @@
       </w:pPr>
       <w:r>
         <w:rPr>
+          <w:rFonts w:eastAsia="맑은 고딕"/>
           <w:rFonts w:ascii="맑은 고딕" w:hAnsi="맑은 고딕"/>
           <w:color w:val="4A4A4A"/>
           <w:sz w:val="17"/>
@@ -3090,6 +3165,7 @@
       </w:pPr>
       <w:r>
         <w:rPr>
+          <w:rFonts w:eastAsia="맑은 고딕"/>
           <w:rFonts w:ascii="맑은 고딕" w:hAnsi="맑은 고딕"/>
           <w:color w:val="4A4A4A"/>
           <w:sz w:val="17"/>
@@ -3104,6 +3180,7 @@
       </w:pPr>
       <w:r>
         <w:rPr>
+          <w:rFonts w:eastAsia="맑은 고딕"/>
           <w:rFonts w:ascii="맑은 고딕" w:hAnsi="맑은 고딕"/>
           <w:color w:val="4A4A4A"/>
           <w:sz w:val="17"/>
